--- a/DSL/Načrt_DSL.docx
+++ b/DSL/Načrt_DSL.docx
@@ -7,20 +7,20 @@
         <w:pStyle w:val="Naslov1"/>
       </w:pPr>
       <w:r>
+        <w:t>ZELENA MREŽA</w:t>
+      </w:r>
+    </w:p>
+    <w:p>
+      <w:pPr>
+        <w:pStyle w:val="Naslov1"/>
+      </w:pPr>
+      <w:r>
         <w:t>1 Struktura</w:t>
       </w:r>
     </w:p>
     <w:p>
       <w:r>
-        <w:t xml:space="preserve">DSL </w:t>
-      </w:r>
-      <w:proofErr w:type="spellStart"/>
-      <w:r>
-        <w:t>zelenaMreža</w:t>
-      </w:r>
-      <w:proofErr w:type="spellEnd"/>
-      <w:r>
-        <w:t xml:space="preserve"> je zgrajena iz konstruktov, blokov in ukazov, pri čemer so konstrukti najvišji nivo jezika vsak blok pa vsebuje ukaze.</w:t>
+        <w:t>DSL zelenaMreža je zgrajena iz konstruktov, blokov in ukazov, pri čemer so konstrukti najvišji nivo jezika vsak blok pa vsebuje ukaze.</w:t>
       </w:r>
     </w:p>
     <w:p>
@@ -78,13 +78,8 @@
         <w:pStyle w:val="Naslov2"/>
       </w:pPr>
       <w:r>
-        <w:t xml:space="preserve">2.1.1 </w:t>
-      </w:r>
-      <w:proofErr w:type="spellStart"/>
-      <w:r>
-        <w:t>ZelenaMreža</w:t>
-      </w:r>
-      <w:proofErr w:type="spellEnd"/>
+        <w:t>2.1.1 ZelenaMreža</w:t>
+      </w:r>
     </w:p>
     <w:p>
       <w:pPr>
@@ -96,7 +91,6 @@
           <w:szCs w:val="24"/>
         </w:rPr>
       </w:pPr>
-      <w:proofErr w:type="spellStart"/>
       <w:r>
         <w:rPr>
           <w:rFonts w:asciiTheme="minorHAnsi" w:eastAsiaTheme="minorHAnsi" w:hAnsiTheme="minorHAnsi" w:cstheme="minorBidi"/>
@@ -104,17 +98,7 @@
           <w:sz w:val="24"/>
           <w:szCs w:val="24"/>
         </w:rPr>
-        <w:t>zelenaMreža</w:t>
-      </w:r>
-      <w:proofErr w:type="spellEnd"/>
-      <w:r>
-        <w:rPr>
-          <w:rFonts w:asciiTheme="minorHAnsi" w:eastAsiaTheme="minorHAnsi" w:hAnsiTheme="minorHAnsi" w:cstheme="minorBidi"/>
-          <w:color w:val="auto"/>
-          <w:sz w:val="24"/>
-          <w:szCs w:val="24"/>
-        </w:rPr>
-        <w:t xml:space="preserve"> je </w:t>
+        <w:t xml:space="preserve">zelenaMreža je </w:t>
       </w:r>
       <w:r>
         <w:rPr>
@@ -134,107 +118,7 @@
           <w:sz w:val="24"/>
           <w:szCs w:val="24"/>
         </w:rPr>
-        <w:t xml:space="preserve">, ki ustvari </w:t>
-      </w:r>
-      <w:proofErr w:type="spellStart"/>
-      <w:r>
-        <w:rPr>
-          <w:rFonts w:asciiTheme="minorHAnsi" w:eastAsiaTheme="minorHAnsi" w:hAnsiTheme="minorHAnsi" w:cstheme="minorBidi"/>
-          <w:color w:val="auto"/>
-          <w:sz w:val="24"/>
-          <w:szCs w:val="24"/>
-        </w:rPr>
-        <w:t>GeoJSON</w:t>
-      </w:r>
-      <w:proofErr w:type="spellEnd"/>
-      <w:r>
-        <w:rPr>
-          <w:rFonts w:asciiTheme="minorHAnsi" w:eastAsiaTheme="minorHAnsi" w:hAnsiTheme="minorHAnsi" w:cstheme="minorBidi"/>
-          <w:color w:val="auto"/>
-          <w:sz w:val="24"/>
-          <w:szCs w:val="24"/>
-        </w:rPr>
-        <w:t xml:space="preserve"> </w:t>
-      </w:r>
-      <w:proofErr w:type="spellStart"/>
-      <w:r>
-        <w:rPr>
-          <w:rFonts w:asciiTheme="minorHAnsi" w:eastAsiaTheme="minorHAnsi" w:hAnsiTheme="minorHAnsi" w:cstheme="minorBidi"/>
-          <w:color w:val="auto"/>
-          <w:sz w:val="24"/>
-          <w:szCs w:val="24"/>
-        </w:rPr>
-        <w:t>FeatureCollection</w:t>
-      </w:r>
-      <w:proofErr w:type="spellEnd"/>
-      <w:r>
-        <w:rPr>
-          <w:rFonts w:asciiTheme="minorHAnsi" w:eastAsiaTheme="minorHAnsi" w:hAnsiTheme="minorHAnsi" w:cstheme="minorBidi"/>
-          <w:color w:val="auto"/>
-          <w:sz w:val="24"/>
-          <w:szCs w:val="24"/>
-        </w:rPr>
-        <w:t xml:space="preserve">. Po </w:t>
-      </w:r>
-      <w:proofErr w:type="spellStart"/>
-      <w:r>
-        <w:rPr>
-          <w:rFonts w:asciiTheme="minorHAnsi" w:eastAsiaTheme="minorHAnsi" w:hAnsiTheme="minorHAnsi" w:cstheme="minorBidi"/>
-          <w:color w:val="auto"/>
-          <w:sz w:val="24"/>
-          <w:szCs w:val="24"/>
-        </w:rPr>
-        <w:t>GeoJSON</w:t>
-      </w:r>
-      <w:proofErr w:type="spellEnd"/>
-      <w:r>
-        <w:rPr>
-          <w:rFonts w:asciiTheme="minorHAnsi" w:eastAsiaTheme="minorHAnsi" w:hAnsiTheme="minorHAnsi" w:cstheme="minorBidi"/>
-          <w:color w:val="auto"/>
-          <w:sz w:val="24"/>
-          <w:szCs w:val="24"/>
-        </w:rPr>
-        <w:t xml:space="preserve"> standardu je lahko </w:t>
-      </w:r>
-      <w:proofErr w:type="spellStart"/>
-      <w:r>
-        <w:rPr>
-          <w:rFonts w:asciiTheme="minorHAnsi" w:eastAsiaTheme="minorHAnsi" w:hAnsiTheme="minorHAnsi" w:cstheme="minorBidi"/>
-          <w:color w:val="auto"/>
-          <w:sz w:val="24"/>
-          <w:szCs w:val="24"/>
-        </w:rPr>
-        <w:t>FeatureCollection</w:t>
-      </w:r>
-      <w:proofErr w:type="spellEnd"/>
-      <w:r>
-        <w:rPr>
-          <w:rFonts w:asciiTheme="minorHAnsi" w:eastAsiaTheme="minorHAnsi" w:hAnsiTheme="minorHAnsi" w:cstheme="minorBidi"/>
-          <w:color w:val="auto"/>
-          <w:sz w:val="24"/>
-          <w:szCs w:val="24"/>
-        </w:rPr>
-        <w:t xml:space="preserve"> le ena, zato se lahko konstruktor </w:t>
-      </w:r>
-      <w:proofErr w:type="spellStart"/>
-      <w:r>
-        <w:rPr>
-          <w:rFonts w:asciiTheme="minorHAnsi" w:eastAsiaTheme="minorHAnsi" w:hAnsiTheme="minorHAnsi" w:cstheme="minorBidi"/>
-          <w:color w:val="auto"/>
-          <w:sz w:val="24"/>
-          <w:szCs w:val="24"/>
-        </w:rPr>
-        <w:t>zelenaMreža</w:t>
-      </w:r>
-      <w:proofErr w:type="spellEnd"/>
-      <w:r>
-        <w:rPr>
-          <w:rFonts w:asciiTheme="minorHAnsi" w:eastAsiaTheme="minorHAnsi" w:hAnsiTheme="minorHAnsi" w:cstheme="minorBidi"/>
-          <w:color w:val="auto"/>
-          <w:sz w:val="24"/>
-          <w:szCs w:val="24"/>
-        </w:rPr>
-        <w:t xml:space="preserve"> pojavi </w:t>
+        <w:t xml:space="preserve">, ki ustvari GeoJSON FeatureCollection. Po GeoJSON standardu je lahko FeatureCollection le ena, zato se lahko konstruktor zelenaMreža pojavi </w:t>
       </w:r>
       <w:r>
         <w:rPr>
@@ -320,13 +204,8 @@
       </w:r>
     </w:p>
     <w:p>
-      <w:proofErr w:type="spellStart"/>
-      <w:r>
-        <w:t>proizvajalecEnergije</w:t>
-      </w:r>
-      <w:proofErr w:type="spellEnd"/>
-      <w:r>
-        <w:t xml:space="preserve"> je blok, ki predstavlja naprave za pridobivanje energije. Vsak blok lahko vsebuje enega ali več naslednjih elementov:</w:t>
+      <w:r>
+        <w:t>proizvajalecEnergije je blok, ki predstavlja naprave za pridobivanje energije. Vsak blok lahko vsebuje enega ali več naslednjih elementov:</w:t>
       </w:r>
     </w:p>
     <w:p>
@@ -355,9 +234,9 @@
         </w:numPr>
       </w:pPr>
       <w:r>
+        <w:lastRenderedPageBreak/>
         <w:t xml:space="preserve">krog – predstavlja </w:t>
       </w:r>
-      <w:proofErr w:type="spellStart"/>
       <w:r>
         <w:rPr>
           <w:b/>
@@ -365,7 +244,6 @@
         </w:rPr>
         <w:t>veternico</w:t>
       </w:r>
-      <w:proofErr w:type="spellEnd"/>
     </w:p>
     <w:p/>
     <w:p>
@@ -373,7 +251,6 @@
         <w:pStyle w:val="Naslov2"/>
       </w:pPr>
       <w:r>
-        <w:lastRenderedPageBreak/>
         <w:t xml:space="preserve">2.2.3 </w:t>
       </w:r>
       <w:r>
@@ -532,11 +409,9 @@
         <w:t xml:space="preserve">2.3.3 </w:t>
       </w:r>
       <w:bookmarkEnd w:id="2"/>
-      <w:proofErr w:type="spellStart"/>
       <w:r>
         <w:t>Box</w:t>
       </w:r>
-      <w:proofErr w:type="spellEnd"/>
     </w:p>
     <w:p>
       <w:r>
@@ -563,31 +438,7 @@
         <w:t>Sintaksa</w:t>
       </w:r>
       <w:r>
-        <w:t xml:space="preserve">: </w:t>
-      </w:r>
-      <w:proofErr w:type="spellStart"/>
-      <w:r>
-        <w:t>box</w:t>
-      </w:r>
-      <w:proofErr w:type="spellEnd"/>
-      <w:r>
-        <w:t>(</w:t>
-      </w:r>
-      <w:proofErr w:type="spellStart"/>
-      <w:r>
-        <w:t>leviZgornjiKot</w:t>
-      </w:r>
-      <w:proofErr w:type="spellEnd"/>
-      <w:r>
-        <w:t xml:space="preserve">, </w:t>
-      </w:r>
-      <w:proofErr w:type="spellStart"/>
-      <w:r>
-        <w:t>desniSpodnjiKot</w:t>
-      </w:r>
-      <w:proofErr w:type="spellEnd"/>
-      <w:r>
-        <w:t>)</w:t>
+        <w:t>: box(leviZgornjiKot, desniSpodnjiKot)</w:t>
       </w:r>
     </w:p>
     <w:p>
@@ -623,15 +474,7 @@
         <w:t>Sintaksa</w:t>
       </w:r>
       <w:r>
-        <w:t xml:space="preserve">: </w:t>
-      </w:r>
-      <w:proofErr w:type="spellStart"/>
-      <w:r>
-        <w:t>circle</w:t>
-      </w:r>
-      <w:proofErr w:type="spellEnd"/>
-      <w:r>
-        <w:t>(točka, radij)</w:t>
+        <w:t>: circle(točka, radij)</w:t>
       </w:r>
     </w:p>
     <w:p>
@@ -761,25 +604,12 @@
         <w:pStyle w:val="Naslov3"/>
       </w:pPr>
       <w:r>
-        <w:t xml:space="preserve">2.3.7 </w:t>
-      </w:r>
-      <w:proofErr w:type="spellStart"/>
-      <w:r>
-        <w:t>Get</w:t>
-      </w:r>
-      <w:proofErr w:type="spellEnd"/>
-    </w:p>
-    <w:p>
-      <w:r>
-        <w:t xml:space="preserve">Z ukazom </w:t>
-      </w:r>
-      <w:proofErr w:type="spellStart"/>
-      <w:r>
-        <w:t>get</w:t>
-      </w:r>
-      <w:proofErr w:type="spellEnd"/>
-      <w:r>
-        <w:t xml:space="preserve"> </w:t>
+        <w:t>2.3.7 Get</w:t>
+      </w:r>
+    </w:p>
+    <w:p>
+      <w:r>
+        <w:t xml:space="preserve">Z ukazom get </w:t>
       </w:r>
       <w:r>
         <w:rPr>
@@ -802,23 +632,7 @@
         <w:t>Sintaksa</w:t>
       </w:r>
       <w:r>
-        <w:t xml:space="preserve">: </w:t>
-      </w:r>
-      <w:proofErr w:type="spellStart"/>
-      <w:r>
-        <w:t>get</w:t>
-      </w:r>
-      <w:proofErr w:type="spellEnd"/>
-      <w:r>
-        <w:t>(</w:t>
-      </w:r>
-      <w:proofErr w:type="spellStart"/>
-      <w:r>
-        <w:t>imeLastnosti</w:t>
-      </w:r>
-      <w:proofErr w:type="spellEnd"/>
-      <w:r>
-        <w:t>)</w:t>
+        <w:t>: get(imeLastnosti)</w:t>
       </w:r>
     </w:p>
     <w:p>
@@ -828,21 +642,8 @@
       <w:r>
         <w:t xml:space="preserve">2.4 </w:t>
       </w:r>
-      <w:proofErr w:type="spellStart"/>
-      <w:r>
-        <w:t>connect</w:t>
-      </w:r>
-      <w:proofErr w:type="spellEnd"/>
-      <w:r>
-        <w:t>(</w:t>
-      </w:r>
-      <w:proofErr w:type="spellStart"/>
-      <w:r>
-        <w:t>from</w:t>
-      </w:r>
-      <w:proofErr w:type="spellEnd"/>
-      <w:r>
-        <w:t>, to)</w:t>
+      <w:r>
+        <w:t>connect(from, to)</w:t>
       </w:r>
     </w:p>
     <w:p>
@@ -865,15 +666,7 @@
         <w:t>Sintaksa:</w:t>
       </w:r>
       <w:r>
-        <w:t xml:space="preserve"> </w:t>
-      </w:r>
-      <w:proofErr w:type="spellStart"/>
-      <w:r>
-        <w:t>connect</w:t>
-      </w:r>
-      <w:proofErr w:type="spellEnd"/>
-      <w:r>
-        <w:t>(zgradba1, baterija1)</w:t>
+        <w:t xml:space="preserve"> connect(zgradba1, baterija1)</w:t>
       </w:r>
     </w:p>
     <w:p>
@@ -953,21 +746,8 @@
       <w:r>
         <w:t xml:space="preserve">2.6 </w:t>
       </w:r>
-      <w:proofErr w:type="spellStart"/>
-      <w:r>
-        <w:t>count</w:t>
-      </w:r>
-      <w:proofErr w:type="spellEnd"/>
-      <w:r>
-        <w:t>(</w:t>
-      </w:r>
-      <w:proofErr w:type="spellStart"/>
-      <w:r>
-        <w:t>type</w:t>
-      </w:r>
-      <w:proofErr w:type="spellEnd"/>
-      <w:r>
-        <w:t>)</w:t>
+      <w:r>
+        <w:t>count(type)</w:t>
       </w:r>
     </w:p>
     <w:p>
@@ -976,23 +756,7 @@
           <w:b/>
           <w:bCs/>
         </w:rPr>
-        <w:t xml:space="preserve">Prešteje število blokov določenega tipa (npr. vseh </w:t>
-      </w:r>
-      <w:proofErr w:type="spellStart"/>
-      <w:r>
-        <w:rPr>
-          <w:b/>
-          <w:bCs/>
-        </w:rPr>
-        <w:t>veternic</w:t>
-      </w:r>
-      <w:proofErr w:type="spellEnd"/>
-      <w:r>
-        <w:rPr>
-          <w:b/>
-          <w:bCs/>
-        </w:rPr>
-        <w:t>, senzorjev, itd.).</w:t>
+        <w:t>Prešteje število blokov določenega tipa (npr. vseh veternic, senzorjev, itd.).</w:t>
       </w:r>
     </w:p>
     <w:p>
@@ -1013,27 +777,14 @@
         <w:t xml:space="preserve"> </w:t>
       </w:r>
       <w:r>
-        <w:t xml:space="preserve">let a = </w:t>
-      </w:r>
-      <w:proofErr w:type="spellStart"/>
-      <w:r>
-        <w:t>count</w:t>
-      </w:r>
-      <w:proofErr w:type="spellEnd"/>
-      <w:r>
-        <w:t>(</w:t>
+        <w:t>let a = count(</w:t>
       </w:r>
       <w:r>
         <w:t>"</w:t>
       </w:r>
       <w:r>
-        <w:t xml:space="preserve"> </w:t>
-      </w:r>
-      <w:proofErr w:type="spellStart"/>
-      <w:r>
-        <w:t>circle</w:t>
-      </w:r>
-      <w:proofErr w:type="spellEnd"/>
+        <w:t xml:space="preserve"> circle</w:t>
+      </w:r>
       <w:r>
         <w:t xml:space="preserve"> "</w:t>
       </w:r>
@@ -1231,15 +982,7 @@
     </w:p>
     <w:p>
       <w:r>
-        <w:t xml:space="preserve">GET::=( </w:t>
-      </w:r>
-      <w:proofErr w:type="spellStart"/>
-      <w:r>
-        <w:t>string</w:t>
-      </w:r>
-      <w:proofErr w:type="spellEnd"/>
-      <w:r>
-        <w:t xml:space="preserve"> )</w:t>
+        <w:t>GET::=( string )</w:t>
       </w:r>
     </w:p>
     <w:p/>
@@ -1255,46 +998,17 @@
     </w:p>
     <w:p>
       <w:r>
-        <w:t xml:space="preserve">          | </w:t>
-      </w:r>
-      <w:proofErr w:type="spellStart"/>
-      <w:r>
-        <w:t>boolean</w:t>
-      </w:r>
-      <w:proofErr w:type="spellEnd"/>
-    </w:p>
-    <w:p>
-      <w:r>
-        <w:t xml:space="preserve">          | </w:t>
-      </w:r>
-      <w:proofErr w:type="spellStart"/>
-      <w:r>
-        <w:t>get</w:t>
-      </w:r>
-      <w:proofErr w:type="spellEnd"/>
-      <w:r>
-        <w:t xml:space="preserve"> GET</w:t>
-      </w:r>
-    </w:p>
-    <w:p>
-      <w:r>
-        <w:t xml:space="preserve">          | </w:t>
-      </w:r>
-      <w:proofErr w:type="spellStart"/>
-      <w:r>
-        <w:t>count</w:t>
-      </w:r>
-      <w:proofErr w:type="spellEnd"/>
-      <w:r>
-        <w:t xml:space="preserve"> ( </w:t>
-      </w:r>
-      <w:proofErr w:type="spellStart"/>
-      <w:r>
-        <w:t>string</w:t>
-      </w:r>
-      <w:proofErr w:type="spellEnd"/>
-      <w:r>
-        <w:t xml:space="preserve"> )</w:t>
+        <w:t xml:space="preserve">          | boolean</w:t>
+      </w:r>
+    </w:p>
+    <w:p>
+      <w:r>
+        <w:t xml:space="preserve">          | get GET</w:t>
+      </w:r>
+    </w:p>
+    <w:p>
+      <w:r>
+        <w:t xml:space="preserve">          | count ( string )</w:t>
       </w:r>
     </w:p>
     <w:p>
@@ -1310,15 +1024,7 @@
     <w:p>
       <w:r>
         <w:lastRenderedPageBreak/>
-        <w:t>SET::= (</w:t>
-      </w:r>
-      <w:proofErr w:type="spellStart"/>
-      <w:r>
-        <w:t>string</w:t>
-      </w:r>
-      <w:proofErr w:type="spellEnd"/>
-      <w:r>
-        <w:t xml:space="preserve"> ,</w:t>
+        <w:t>SET::= (string ,</w:t>
       </w:r>
       <w:r>
         <w:t xml:space="preserve"> </w:t>
@@ -1329,15 +1035,7 @@
     </w:p>
     <w:p>
       <w:r>
-        <w:t xml:space="preserve">SETVALUE ::= </w:t>
-      </w:r>
-      <w:proofErr w:type="spellStart"/>
-      <w:r>
-        <w:t>string</w:t>
-      </w:r>
-      <w:proofErr w:type="spellEnd"/>
-      <w:r>
-        <w:t xml:space="preserve"> | ADDITIVE</w:t>
+        <w:t>SETVALUE ::= string | ADDITIVE</w:t>
       </w:r>
     </w:p>
     <w:p/>
@@ -1361,60 +1059,23 @@
     <w:p/>
     <w:p>
       <w:r>
-        <w:t xml:space="preserve">PROPERTY ::= </w:t>
-      </w:r>
-      <w:proofErr w:type="spellStart"/>
-      <w:r>
-        <w:t>color</w:t>
-      </w:r>
-      <w:proofErr w:type="spellEnd"/>
-      <w:r>
-        <w:t xml:space="preserve"> = COLOR</w:t>
-      </w:r>
-    </w:p>
-    <w:p>
-      <w:r>
-        <w:t xml:space="preserve">           | </w:t>
-      </w:r>
-      <w:proofErr w:type="spellStart"/>
-      <w:r>
-        <w:t>label</w:t>
-      </w:r>
-      <w:proofErr w:type="spellEnd"/>
-      <w:r>
-        <w:t xml:space="preserve"> = </w:t>
-      </w:r>
-      <w:proofErr w:type="spellStart"/>
-      <w:r>
-        <w:t>string</w:t>
-      </w:r>
-      <w:proofErr w:type="spellEnd"/>
-    </w:p>
-    <w:p>
-      <w:r>
-        <w:t xml:space="preserve">           | </w:t>
-      </w:r>
-      <w:proofErr w:type="spellStart"/>
-      <w:r>
-        <w:t>value</w:t>
-      </w:r>
-      <w:proofErr w:type="spellEnd"/>
-      <w:r>
-        <w:t xml:space="preserve"> = PRIMARY</w:t>
-      </w:r>
-    </w:p>
-    <w:p/>
-    <w:p>
-      <w:r>
-        <w:t xml:space="preserve">ENTITY ::= </w:t>
-      </w:r>
-      <w:proofErr w:type="spellStart"/>
-      <w:r>
-        <w:t>string</w:t>
-      </w:r>
-      <w:proofErr w:type="spellEnd"/>
-      <w:r>
-        <w:t xml:space="preserve"> | variable</w:t>
+        <w:t>PROPERTY ::= color = COLOR</w:t>
+      </w:r>
+    </w:p>
+    <w:p>
+      <w:r>
+        <w:t xml:space="preserve">           | label = string</w:t>
+      </w:r>
+    </w:p>
+    <w:p>
+      <w:r>
+        <w:t xml:space="preserve">           | value = PRIMARY</w:t>
+      </w:r>
+    </w:p>
+    <w:p/>
+    <w:p>
+      <w:r>
+        <w:t>ENTITY ::= string | variable</w:t>
       </w:r>
     </w:p>
     <w:p/>
@@ -1425,83 +1086,43 @@
     </w:p>
     <w:p>
       <w:r>
-        <w:t xml:space="preserve">        | </w:t>
-      </w:r>
-      <w:proofErr w:type="spellStart"/>
-      <w:r>
-        <w:t>green</w:t>
-      </w:r>
-      <w:proofErr w:type="spellEnd"/>
-    </w:p>
-    <w:p>
-      <w:r>
-        <w:t xml:space="preserve">        | </w:t>
-      </w:r>
-      <w:proofErr w:type="spellStart"/>
-      <w:r>
-        <w:t>blue</w:t>
-      </w:r>
-      <w:proofErr w:type="spellEnd"/>
-    </w:p>
-    <w:p>
-      <w:r>
-        <w:t xml:space="preserve">        | </w:t>
-      </w:r>
-      <w:proofErr w:type="spellStart"/>
-      <w:r>
-        <w:t>yellow</w:t>
-      </w:r>
-      <w:proofErr w:type="spellEnd"/>
-    </w:p>
-    <w:p>
-      <w:r>
-        <w:t xml:space="preserve">        | </w:t>
-      </w:r>
-      <w:proofErr w:type="spellStart"/>
-      <w:r>
-        <w:t>black</w:t>
-      </w:r>
-      <w:proofErr w:type="spellEnd"/>
-    </w:p>
-    <w:p>
-      <w:r>
-        <w:t xml:space="preserve">        | </w:t>
-      </w:r>
-      <w:proofErr w:type="spellStart"/>
-      <w:r>
-        <w:t>white</w:t>
-      </w:r>
-      <w:proofErr w:type="spellEnd"/>
-    </w:p>
-    <w:p>
-      <w:r>
-        <w:t xml:space="preserve">        | </w:t>
-      </w:r>
-      <w:proofErr w:type="spellStart"/>
-      <w:r>
-        <w:t>gray</w:t>
-      </w:r>
-      <w:proofErr w:type="spellEnd"/>
-    </w:p>
-    <w:p>
-      <w:r>
-        <w:t xml:space="preserve">        | </w:t>
-      </w:r>
-      <w:proofErr w:type="spellStart"/>
-      <w:r>
-        <w:t>purple</w:t>
-      </w:r>
-      <w:proofErr w:type="spellEnd"/>
-    </w:p>
-    <w:p>
-      <w:r>
-        <w:t xml:space="preserve">        | </w:t>
-      </w:r>
-      <w:proofErr w:type="spellStart"/>
-      <w:r>
-        <w:t>orange</w:t>
-      </w:r>
-      <w:proofErr w:type="spellEnd"/>
+        <w:t xml:space="preserve">        | green</w:t>
+      </w:r>
+    </w:p>
+    <w:p>
+      <w:r>
+        <w:t xml:space="preserve">        | blue</w:t>
+      </w:r>
+    </w:p>
+    <w:p>
+      <w:r>
+        <w:t xml:space="preserve">        | yellow</w:t>
+      </w:r>
+    </w:p>
+    <w:p>
+      <w:r>
+        <w:t xml:space="preserve">        | black</w:t>
+      </w:r>
+    </w:p>
+    <w:p>
+      <w:r>
+        <w:t xml:space="preserve">        | white</w:t>
+      </w:r>
+    </w:p>
+    <w:p>
+      <w:r>
+        <w:t xml:space="preserve">        | gray</w:t>
+      </w:r>
+    </w:p>
+    <w:p>
+      <w:r>
+        <w:t xml:space="preserve">        | purple</w:t>
+      </w:r>
+    </w:p>
+    <w:p>
+      <w:r>
+        <w:t xml:space="preserve">        | orange</w:t>
+      </w:r>
     </w:p>
     <w:p>
       <w:r>
@@ -1510,45 +1131,22 @@
     </w:p>
     <w:p>
       <w:r>
-        <w:t xml:space="preserve">        | </w:t>
-      </w:r>
-      <w:proofErr w:type="spellStart"/>
-      <w:r>
-        <w:t>brown</w:t>
-      </w:r>
-      <w:proofErr w:type="spellEnd"/>
-    </w:p>
-    <w:p>
-      <w:r>
-        <w:t xml:space="preserve">        | </w:t>
-      </w:r>
-      <w:proofErr w:type="spellStart"/>
-      <w:r>
-        <w:t>cyan</w:t>
-      </w:r>
-      <w:proofErr w:type="spellEnd"/>
-    </w:p>
-    <w:p>
-      <w:r>
-        <w:t xml:space="preserve">        | </w:t>
-      </w:r>
-      <w:proofErr w:type="spellStart"/>
-      <w:r>
-        <w:t>magenta</w:t>
-      </w:r>
-      <w:proofErr w:type="spellEnd"/>
-    </w:p>
-    <w:p>
-      <w:r>
-        <w:t xml:space="preserve">        | </w:t>
-      </w:r>
-      <w:proofErr w:type="spellStart"/>
-      <w:r>
-        <w:t>rgb</w:t>
-      </w:r>
-      <w:proofErr w:type="spellEnd"/>
-      <w:r>
-        <w:t xml:space="preserve"> ( REAL , REAL , REAL )</w:t>
+        <w:t xml:space="preserve">        | brown</w:t>
+      </w:r>
+    </w:p>
+    <w:p>
+      <w:r>
+        <w:t xml:space="preserve">        | cyan</w:t>
+      </w:r>
+    </w:p>
+    <w:p>
+      <w:r>
+        <w:t xml:space="preserve">        | magenta</w:t>
+      </w:r>
+    </w:p>
+    <w:p>
+      <w:r>
+        <w:t xml:space="preserve">        | rgb ( REAL , REAL , REAL )</w:t>
       </w:r>
     </w:p>
     <w:p/>
@@ -1578,176 +1176,140 @@
         <w:t>Točka</w:t>
       </w:r>
       <w:r>
+        <w:t xml:space="preserve"> TOČKA</w:t>
+      </w:r>
+    </w:p>
+    <w:p>
+      <w:pPr>
+        <w:ind w:left="708"/>
+      </w:pPr>
+      <w:r>
+        <w:t xml:space="preserve">              | ADDITIVE</w:t>
+      </w:r>
+    </w:p>
+    <w:p>
+      <w:pPr>
+        <w:ind w:left="708"/>
+      </w:pPr>
+      <w:r>
+        <w:t xml:space="preserve">              | BLOK</w:t>
+      </w:r>
+    </w:p>
+    <w:p>
+      <w:pPr>
+        <w:ind w:left="708"/>
+      </w:pPr>
+      <w:r>
+        <w:t xml:space="preserve">              | string</w:t>
+      </w:r>
+    </w:p>
+    <w:p/>
+    <w:p>
+      <w:r>
+        <w:t xml:space="preserve">'REASSIGNMENT ::= </w:t>
+      </w:r>
+      <w:r>
+        <w:t>Točka</w:t>
+      </w:r>
+      <w:r>
+        <w:t xml:space="preserve"> TOČKA</w:t>
+      </w:r>
+    </w:p>
+    <w:p>
+      <w:pPr>
+        <w:ind w:left="1416"/>
+      </w:pPr>
+      <w:r>
+        <w:t xml:space="preserve">                | ADDITIVE</w:t>
+      </w:r>
+    </w:p>
+    <w:p>
+      <w:pPr>
+        <w:ind w:left="1416"/>
+      </w:pPr>
+      <w:r>
+        <w:t xml:space="preserve">                | BLOK</w:t>
+      </w:r>
+    </w:p>
+    <w:p>
+      <w:pPr>
+        <w:ind w:left="1416"/>
+      </w:pPr>
+      <w:r>
+        <w:t xml:space="preserve">                | string</w:t>
+      </w:r>
+    </w:p>
+    <w:p>
+      <w:r>
+        <w:t>KONSTRUKTOR</w:t>
+      </w:r>
+      <w:r>
+        <w:t>JI</w:t>
+      </w:r>
+      <w:r>
+        <w:t xml:space="preserve">::= </w:t>
+      </w:r>
+      <w:r>
+        <w:t>KONSTRUKTORNASLEDNJI</w:t>
+      </w:r>
+      <w:r>
+        <w:t xml:space="preserve"> KONSTRUKTOR</w:t>
+      </w:r>
+      <w:r>
+        <w:t>JI</w:t>
+      </w:r>
+    </w:p>
+    <w:p>
+      <w:r>
+        <w:t>KONSTRUKTOR</w:t>
+      </w:r>
+      <w:r>
+        <w:t>JI</w:t>
+      </w:r>
+      <w:r>
+        <w:t>::=</w:t>
+      </w:r>
+      <w:r>
         <w:t xml:space="preserve"> </w:t>
       </w:r>
-      <w:proofErr w:type="spellStart"/>
-      <w:r>
-        <w:t>TOČKA</w:t>
-      </w:r>
-      <w:proofErr w:type="spellEnd"/>
-    </w:p>
-    <w:p>
-      <w:pPr>
-        <w:ind w:left="708"/>
-      </w:pPr>
-      <w:r>
-        <w:t xml:space="preserve">              | ADDITIVE</w:t>
-      </w:r>
-    </w:p>
-    <w:p>
-      <w:pPr>
-        <w:ind w:left="708"/>
-      </w:pPr>
-      <w:r>
-        <w:t xml:space="preserve">              | BLOK</w:t>
-      </w:r>
-    </w:p>
-    <w:p>
-      <w:pPr>
-        <w:ind w:left="708"/>
-      </w:pPr>
-      <w:r>
-        <w:t xml:space="preserve">              | </w:t>
-      </w:r>
-      <w:proofErr w:type="spellStart"/>
-      <w:r>
-        <w:t>string</w:t>
-      </w:r>
-      <w:proofErr w:type="spellEnd"/>
-    </w:p>
-    <w:p/>
-    <w:p>
-      <w:r>
-        <w:t xml:space="preserve">'REASSIGNMENT ::= </w:t>
-      </w:r>
-      <w:r>
-        <w:t>Točka</w:t>
-      </w:r>
-      <w:r>
-        <w:t xml:space="preserve"> </w:t>
-      </w:r>
-      <w:proofErr w:type="spellStart"/>
-      <w:r>
-        <w:t>TOČKA</w:t>
-      </w:r>
-      <w:proofErr w:type="spellEnd"/>
-    </w:p>
-    <w:p>
-      <w:pPr>
-        <w:ind w:left="1416"/>
-      </w:pPr>
-      <w:r>
-        <w:t xml:space="preserve">                | ADDITIVE</w:t>
-      </w:r>
-    </w:p>
-    <w:p>
-      <w:pPr>
-        <w:ind w:left="1416"/>
-      </w:pPr>
-      <w:r>
-        <w:t xml:space="preserve">                | BLOK</w:t>
-      </w:r>
-    </w:p>
-    <w:p>
-      <w:pPr>
-        <w:ind w:left="1416"/>
-      </w:pPr>
-      <w:r>
-        <w:t xml:space="preserve">                | </w:t>
-      </w:r>
-      <w:proofErr w:type="spellStart"/>
-      <w:r>
-        <w:t>string</w:t>
-      </w:r>
-      <w:proofErr w:type="spellEnd"/>
-    </w:p>
-    <w:p>
-      <w:r>
-        <w:t>KONSTRUKTOR</w:t>
-      </w:r>
-      <w:r>
-        <w:t>JI</w:t>
-      </w:r>
-      <w:r>
-        <w:t xml:space="preserve">::= </w:t>
-      </w:r>
+      <w:r>
+        <w:t>ε</w:t>
+      </w:r>
+    </w:p>
+    <w:p/>
+    <w:p>
       <w:r>
         <w:t>KONSTRUKTORNASLEDNJI</w:t>
       </w:r>
       <w:r>
-        <w:t xml:space="preserve"> KONSTRUKTOR</w:t>
-      </w:r>
-      <w:r>
-        <w:t>JI</w:t>
-      </w:r>
-    </w:p>
-    <w:p>
-      <w:r>
-        <w:t>KONSTRUKTOR</w:t>
-      </w:r>
-      <w:r>
-        <w:t>JI</w:t>
-      </w:r>
-      <w:r>
-        <w:t>::=</w:t>
-      </w:r>
-      <w:r>
-        <w:t xml:space="preserve"> </w:t>
+        <w:t>::= KONSTRUKTOR :</w:t>
+      </w:r>
+    </w:p>
+    <w:p/>
+    <w:p>
+      <w:r>
+        <w:t>KONSTRUKTOR::= zelenaMreža string { BLOKI }</w:t>
+      </w:r>
+    </w:p>
+    <w:p>
+      <w:r>
+        <w:t>KONSTRUKTOR::= let ASSIGNMENT</w:t>
+      </w:r>
+    </w:p>
+    <w:p/>
+    <w:p>
+      <w:r>
+        <w:t>BLOKI::= BLOKNASLEDNJI BLOKI</w:t>
+      </w:r>
+    </w:p>
+    <w:p>
+      <w:r>
+        <w:t xml:space="preserve">BLOKI::= </w:t>
       </w:r>
       <w:r>
         <w:t>ε</w:t>
       </w:r>
     </w:p>
-    <w:p/>
-    <w:p>
-      <w:r>
-        <w:t>KONSTRUKTORNASLEDNJI</w:t>
-      </w:r>
-      <w:r>
-        <w:t>::= KONSTRUKTOR :</w:t>
-      </w:r>
-    </w:p>
-    <w:p/>
-    <w:p>
-      <w:r>
-        <w:t xml:space="preserve">KONSTRUKTOR::= </w:t>
-      </w:r>
-      <w:proofErr w:type="spellStart"/>
-      <w:r>
-        <w:t>zelenaMreža</w:t>
-      </w:r>
-      <w:proofErr w:type="spellEnd"/>
-      <w:r>
-        <w:t xml:space="preserve"> </w:t>
-      </w:r>
-      <w:proofErr w:type="spellStart"/>
-      <w:r>
-        <w:t>string</w:t>
-      </w:r>
-      <w:proofErr w:type="spellEnd"/>
-      <w:r>
-        <w:t xml:space="preserve"> { BLOKI }</w:t>
-      </w:r>
-    </w:p>
-    <w:p>
-      <w:r>
-        <w:t>KONSTRUKTOR::= let ASSIGNMENT</w:t>
-      </w:r>
-    </w:p>
-    <w:p/>
-    <w:p>
-      <w:r>
-        <w:t>BLOKI::= BLOKNASLEDNJI BLOKI</w:t>
-      </w:r>
-    </w:p>
-    <w:p>
-      <w:r>
-        <w:t xml:space="preserve">BLOKI::= </w:t>
-      </w:r>
-      <w:r>
-        <w:t>ε</w:t>
-      </w:r>
-    </w:p>
     <w:p>
       <w:r>
         <w:t>BLOKNASLDENJI::= BLOK:</w:t>
@@ -1756,15 +1318,7 @@
     <w:p/>
     <w:p>
       <w:r>
-        <w:t xml:space="preserve">BLOK ::= kabel </w:t>
-      </w:r>
-      <w:proofErr w:type="spellStart"/>
-      <w:r>
-        <w:t>string</w:t>
-      </w:r>
-      <w:proofErr w:type="spellEnd"/>
-      <w:r>
-        <w:t xml:space="preserve"> { </w:t>
+        <w:t xml:space="preserve">BLOK ::= kabel string { </w:t>
       </w:r>
       <w:r>
         <w:t xml:space="preserve">KABELBODY </w:t>
@@ -1775,36 +1329,12 @@
     </w:p>
     <w:p>
       <w:r>
-        <w:t xml:space="preserve">       | </w:t>
-      </w:r>
-      <w:proofErr w:type="spellStart"/>
-      <w:r>
-        <w:t>proizvajalciEnergije</w:t>
-      </w:r>
-      <w:proofErr w:type="spellEnd"/>
-      <w:r>
-        <w:t xml:space="preserve"> </w:t>
-      </w:r>
-      <w:proofErr w:type="spellStart"/>
-      <w:r>
-        <w:t>string</w:t>
-      </w:r>
-      <w:proofErr w:type="spellEnd"/>
-      <w:r>
-        <w:t xml:space="preserve"> { UKAZI }</w:t>
-      </w:r>
-    </w:p>
-    <w:p>
-      <w:r>
-        <w:t xml:space="preserve">       | baterija </w:t>
-      </w:r>
-      <w:proofErr w:type="spellStart"/>
-      <w:r>
-        <w:t>string</w:t>
-      </w:r>
-      <w:proofErr w:type="spellEnd"/>
-      <w:r>
-        <w:t xml:space="preserve"> { UKAZI }</w:t>
+        <w:t xml:space="preserve">       | proizvajalciEnergije string { UKAZI }</w:t>
+      </w:r>
+    </w:p>
+    <w:p>
+      <w:r>
+        <w:t xml:space="preserve">       | baterija string { UKAZI }</w:t>
       </w:r>
     </w:p>
     <w:p>
@@ -1914,15 +1444,7 @@
     </w:p>
     <w:p>
       <w:r>
-        <w:t xml:space="preserve">       | </w:t>
-      </w:r>
-      <w:proofErr w:type="spellStart"/>
-      <w:r>
-        <w:t>box</w:t>
-      </w:r>
-      <w:proofErr w:type="spellEnd"/>
-      <w:r>
-        <w:t>( TOČKA, TOČKA )</w:t>
+        <w:t xml:space="preserve">       | box( TOČKA, TOČKA )</w:t>
       </w:r>
     </w:p>
     <w:p>
@@ -1953,15 +1475,7 @@
     </w:p>
     <w:p>
       <w:r>
-        <w:t xml:space="preserve">       | </w:t>
-      </w:r>
-      <w:proofErr w:type="spellStart"/>
-      <w:r>
-        <w:t>connect</w:t>
-      </w:r>
-      <w:proofErr w:type="spellEnd"/>
-      <w:r>
-        <w:t>( ENTITY, ENTITY )</w:t>
+        <w:t xml:space="preserve">       | connect( ENTITY, ENTITY )</w:t>
       </w:r>
     </w:p>
     <w:p/>
@@ -1995,91 +1509,30 @@
       </w:pPr>
       <w:r>
         <w:lastRenderedPageBreak/>
-        <w:t xml:space="preserve">4 First </w:t>
-      </w:r>
-      <w:proofErr w:type="spellStart"/>
-      <w:r>
-        <w:t>and</w:t>
-      </w:r>
-      <w:proofErr w:type="spellEnd"/>
+        <w:t>4 First and follow</w:t>
+      </w:r>
+    </w:p>
+    <w:p/>
+    <w:p>
+      <w:r>
+        <w:t>FIRST(UKAZ)= {krivulja, črta, box, krog, marker, let, SET, connect}</w:t>
+      </w:r>
+    </w:p>
+    <w:p>
+      <w:r>
+        <w:t>FOLLOW(UKAZ)={</w:t>
+      </w:r>
       <w:r>
         <w:t xml:space="preserve"> </w:t>
       </w:r>
-      <w:proofErr w:type="spellStart"/>
-      <w:r>
-        <w:t>follow</w:t>
-      </w:r>
-      <w:proofErr w:type="spellEnd"/>
-    </w:p>
-    <w:p/>
-    <w:p>
-      <w:r>
-        <w:t xml:space="preserve">FIRST(UKAZ)= {krivulja, črta, </w:t>
-      </w:r>
-      <w:proofErr w:type="spellStart"/>
-      <w:r>
-        <w:t>box</w:t>
-      </w:r>
-      <w:proofErr w:type="spellEnd"/>
-      <w:r>
-        <w:t xml:space="preserve">, krog, marker, let, SET, </w:t>
-      </w:r>
-      <w:proofErr w:type="spellStart"/>
-      <w:r>
-        <w:t>connect</w:t>
-      </w:r>
-      <w:proofErr w:type="spellEnd"/>
-      <w:r>
-        <w:t>}</w:t>
-      </w:r>
-    </w:p>
-    <w:p>
-      <w:r>
-        <w:t>FOLLOW(UKAZ)={</w:t>
-      </w:r>
-      <w:r>
-        <w:t xml:space="preserve"> </w:t>
-      </w:r>
-      <w:r>
-        <w:t xml:space="preserve">krivulja, črta, </w:t>
-      </w:r>
-      <w:proofErr w:type="spellStart"/>
-      <w:r>
-        <w:t>box</w:t>
-      </w:r>
-      <w:proofErr w:type="spellEnd"/>
-      <w:r>
-        <w:t xml:space="preserve">, krog, marker, let, SET, </w:t>
-      </w:r>
-      <w:proofErr w:type="spellStart"/>
-      <w:r>
-        <w:t>connect</w:t>
-      </w:r>
-      <w:proofErr w:type="spellEnd"/>
-      <w:r>
-        <w:t>}</w:t>
-      </w:r>
-    </w:p>
-    <w:p/>
-    <w:p>
-      <w:r>
-        <w:t xml:space="preserve">FIRST(UKAZI)= {krivulja, črta, </w:t>
-      </w:r>
-      <w:proofErr w:type="spellStart"/>
-      <w:r>
-        <w:t>box</w:t>
-      </w:r>
-      <w:proofErr w:type="spellEnd"/>
-      <w:r>
-        <w:t xml:space="preserve">, krog, marker, let, SET, </w:t>
-      </w:r>
-      <w:proofErr w:type="spellStart"/>
-      <w:r>
-        <w:t>connect</w:t>
-      </w:r>
-      <w:proofErr w:type="spellEnd"/>
-      <w:r>
-        <w:t>}</w:t>
+      <w:r>
+        <w:t>krivulja, črta, box, krog, marker, let, SET, connect}</w:t>
+      </w:r>
+    </w:p>
+    <w:p/>
+    <w:p>
+      <w:r>
+        <w:t>FIRST(UKAZI)= {krivulja, črta, box, krog, marker, let, SET, connect}</w:t>
       </w:r>
       <w:r>
         <w:br/>
@@ -2101,23 +1554,7 @@
     <w:p/>
     <w:p>
       <w:r>
-        <w:t xml:space="preserve">FIRST(UKAZNASLEDNJI)= {krivulja, črta, </w:t>
-      </w:r>
-      <w:proofErr w:type="spellStart"/>
-      <w:r>
-        <w:t>box</w:t>
-      </w:r>
-      <w:proofErr w:type="spellEnd"/>
-      <w:r>
-        <w:t xml:space="preserve">, krog, marker, let, SET, </w:t>
-      </w:r>
-      <w:proofErr w:type="spellStart"/>
-      <w:r>
-        <w:t>connect</w:t>
-      </w:r>
-      <w:proofErr w:type="spellEnd"/>
-      <w:r>
-        <w:t>}</w:t>
+        <w:t>FIRST(UKAZNASLEDNJI)= {krivulja, črta, box, krog, marker, let, SET, connect}</w:t>
       </w:r>
       <w:r>
         <w:br/>
@@ -2127,23 +1564,7 @@
         <w:t xml:space="preserve"> </w:t>
       </w:r>
       <w:r>
-        <w:t xml:space="preserve">krivulja, črta, </w:t>
-      </w:r>
-      <w:proofErr w:type="spellStart"/>
-      <w:r>
-        <w:t>box</w:t>
-      </w:r>
-      <w:proofErr w:type="spellEnd"/>
-      <w:r>
-        <w:t xml:space="preserve">, krog, marker, let, SET, </w:t>
-      </w:r>
-      <w:proofErr w:type="spellStart"/>
-      <w:r>
-        <w:t>connect</w:t>
-      </w:r>
-      <w:proofErr w:type="spellEnd"/>
-      <w:r>
-        <w:t>}</w:t>
+        <w:t>krivulja, črta, box, krog, marker, let, SET, connect}</w:t>
       </w:r>
     </w:p>
     <w:p/>
@@ -2158,23 +1579,7 @@
         <w:t xml:space="preserve"> </w:t>
       </w:r>
       <w:r>
-        <w:t xml:space="preserve">{krivulja, črta, </w:t>
-      </w:r>
-      <w:proofErr w:type="spellStart"/>
-      <w:r>
-        <w:t>box</w:t>
-      </w:r>
-      <w:proofErr w:type="spellEnd"/>
-      <w:r>
-        <w:t xml:space="preserve">, krog, marker, let, SET, </w:t>
-      </w:r>
-      <w:proofErr w:type="spellStart"/>
-      <w:r>
-        <w:t>connect</w:t>
-      </w:r>
-      <w:proofErr w:type="spellEnd"/>
-      <w:r>
-        <w:t>, ( }</w:t>
+        <w:t>{krivulja, črta, box, krog, marker, let, SET, connect, ( }</w:t>
       </w:r>
       <w:r>
         <w:br/>
@@ -2264,13 +1669,7 @@
       </w:r>
       <w:r>
         <w:br/>
-        <w:t>FOLLOW(</w:t>
-      </w:r>
-      <w:r>
-        <w:t>KABELSEGMENTS</w:t>
-      </w:r>
-      <w:r>
-        <w:t>)={</w:t>
+        <w:t>FOLLOW(KABELSEGMENTS)={</w:t>
       </w:r>
       <w:r>
         <w:t xml:space="preserve"> </w:t>
@@ -2289,13 +1688,7 @@
       </w:r>
       <w:r>
         <w:br/>
-        <w:t>FOLLOW(</w:t>
-      </w:r>
-      <w:r>
-        <w:t>KABELCONT</w:t>
-      </w:r>
-      <w:r>
-        <w:t>)={ ; }</w:t>
+        <w:t>FOLLOW(KABELCONT)={ ; }</w:t>
       </w:r>
     </w:p>
     <w:p>
@@ -2315,15 +1708,7 @@
     </w:p>
     <w:p>
       <w:r>
-        <w:t xml:space="preserve">FIRST(BLOK)={kabel, </w:t>
-      </w:r>
-      <w:proofErr w:type="spellStart"/>
-      <w:r>
-        <w:t>proizvajalciEnergije</w:t>
-      </w:r>
-      <w:proofErr w:type="spellEnd"/>
-      <w:r>
-        <w:t xml:space="preserve">, baterija, senzorji, </w:t>
+        <w:t xml:space="preserve">FIRST(BLOK)={kabel, proizvajalciEnergije, baterija, senzorji, </w:t>
       </w:r>
       <w:r>
         <w:t xml:space="preserve">( </w:t>
@@ -2353,15 +1738,7 @@
         <w:t xml:space="preserve"> </w:t>
       </w:r>
       <w:r>
-        <w:t xml:space="preserve">={kabel, </w:t>
-      </w:r>
-      <w:proofErr w:type="spellStart"/>
-      <w:r>
-        <w:t>proizvajalciEnergije</w:t>
-      </w:r>
-      <w:proofErr w:type="spellEnd"/>
-      <w:r>
-        <w:t xml:space="preserve">, baterija, senzorji, </w:t>
+        <w:t xml:space="preserve">={kabel, proizvajalciEnergije, baterija, senzorji, </w:t>
       </w:r>
       <w:r>
         <w:t xml:space="preserve">( </w:t>
@@ -2410,805 +1787,389 @@
         <w:t xml:space="preserve"> </w:t>
       </w:r>
       <w:r>
-        <w:t xml:space="preserve">={kabel, </w:t>
-      </w:r>
-      <w:proofErr w:type="spellStart"/>
-      <w:r>
-        <w:t>proizvajalciEnergije</w:t>
-      </w:r>
-      <w:proofErr w:type="spellEnd"/>
-      <w:r>
-        <w:t xml:space="preserve">, baterija, senzorji, </w:t>
+        <w:t xml:space="preserve">={kabel, proizvajalciEnergije, baterija, senzorji, </w:t>
       </w:r>
       <w:r>
         <w:t xml:space="preserve">( </w:t>
       </w:r>
       <w:r>
         <w:t>, let}</w:t>
+      </w:r>
+      <w:r>
+        <w:br/>
+        <w:t>FOLLOW(BLOKNASLEDNJI)={</w:t>
+      </w:r>
+      <w:r>
+        <w:t xml:space="preserve"> </w:t>
+      </w:r>
+      <w:r>
+        <w:t>kabel, proizvajalciEnergije, baterija, senzorji, ( , let, }  }</w:t>
+      </w:r>
+    </w:p>
+    <w:p/>
+    <w:p>
+      <w:r>
+        <w:t>FIRST(KONSTRUKTORJI)=</w:t>
+      </w:r>
+      <w:r>
+        <w:t xml:space="preserve"> </w:t>
+      </w:r>
+      <w:r>
+        <w:t>{zelenaMreža, let,</w:t>
+      </w:r>
+      <w:r>
+        <w:t xml:space="preserve"> </w:t>
+      </w:r>
+      <w:r>
+        <w:t>ε</w:t>
+      </w:r>
+      <w:r>
+        <w:t xml:space="preserve"> }</w:t>
+      </w:r>
+      <w:r>
+        <w:br/>
+        <w:t>FOLLOW(KONSTRUKTORJI)={</w:t>
+      </w:r>
+      <w:r>
+        <w:t xml:space="preserve"> $</w:t>
+      </w:r>
+      <w:r>
+        <w:t xml:space="preserve">   }</w:t>
+      </w:r>
+    </w:p>
+    <w:p/>
+    <w:p>
+      <w:r>
+        <w:t>FIRST(KONSTRUKTORNASLEDNJI)=</w:t>
+      </w:r>
+      <w:r>
+        <w:t xml:space="preserve"> </w:t>
+      </w:r>
+      <w:r>
+        <w:t>{zelenaMreža, let}</w:t>
+      </w:r>
+      <w:r>
+        <w:br/>
+        <w:t>FOLLOW(KONSTRUKTORNASLEDNJI)={</w:t>
+      </w:r>
+      <w:r>
+        <w:t xml:space="preserve"> </w:t>
+      </w:r>
+      <w:r>
+        <w:t>zelenaMreža, let</w:t>
+      </w:r>
+      <w:r>
+        <w:t>,</w:t>
+      </w:r>
+      <w:r>
+        <w:t xml:space="preserve"> </w:t>
+      </w:r>
+      <w:r>
+        <w:t>$</w:t>
+      </w:r>
+      <w:r>
+        <w:t>}</w:t>
+      </w:r>
+    </w:p>
+    <w:p/>
+    <w:p>
+      <w:r>
+        <w:t>FIRST(KONSTRUKTOR)={zelenaMreža, let}</w:t>
+      </w:r>
+      <w:r>
+        <w:br/>
+        <w:t>FOLLOW(KONSTRUKTOR)=</w:t>
+      </w:r>
+      <w:r>
+        <w:t xml:space="preserve"> </w:t>
+      </w:r>
+      <w:r>
+        <w:t>{</w:t>
+      </w:r>
+      <w:r>
+        <w:t xml:space="preserve"> </w:t>
+      </w:r>
+      <w:r>
+        <w:t>zelenaMreža, let}</w:t>
+      </w:r>
+    </w:p>
+    <w:p/>
+    <w:p>
+      <w:r>
+        <w:t>FIRST(ASSIGNMENT)=</w:t>
+      </w:r>
+      <w:r>
+        <w:t>{variable}</w:t>
+      </w:r>
+      <w:r>
+        <w:br/>
+        <w:t>FOLLOW(ASSIGNMENT)={</w:t>
+      </w:r>
+      <w:r>
+        <w:t xml:space="preserve"> </w:t>
+      </w:r>
+      <w:r>
+        <w:t>zelenaMreža, let</w:t>
+      </w:r>
+      <w:r>
+        <w:t xml:space="preserve">, </w:t>
+      </w:r>
+      <w:r>
+        <w:t xml:space="preserve">: , </w:t>
+      </w:r>
+      <w:r>
+        <w:t>$</w:t>
+      </w:r>
+      <w:r>
+        <w:t xml:space="preserve"> </w:t>
+      </w:r>
+      <w:r>
+        <w:t xml:space="preserve"> </w:t>
+      </w:r>
+      <w:r>
+        <w:t>}</w:t>
+      </w:r>
+    </w:p>
+    <w:p/>
+    <w:p>
+      <w:r>
+        <w:t>FIRST(REASSIGNMENT)={</w:t>
+      </w:r>
+      <w:r>
+        <w:t xml:space="preserve"> </w:t>
+      </w:r>
+      <w:r>
+        <w:t>=</w:t>
+      </w:r>
+      <w:r>
+        <w:t xml:space="preserve"> </w:t>
+      </w:r>
+      <w:r>
+        <w:t>}</w:t>
+      </w:r>
+      <w:r>
+        <w:br/>
+        <w:t>FOLLOW(REASSIGNMENT)=</w:t>
+      </w:r>
+      <w:r>
+        <w:t>{</w:t>
+      </w:r>
+      <w:r>
+        <w:t xml:space="preserve"> $</w:t>
+      </w:r>
+      <w:r>
+        <w:t>}</w:t>
+      </w:r>
+    </w:p>
+    <w:p/>
+    <w:p>
+      <w:r>
+        <w:t xml:space="preserve">FIRST('ASSIGNMENT)={ Točka, </w:t>
+      </w:r>
+      <w:r>
+        <w:t>+, -, real, variable2, boolean, get, count, area</w:t>
+      </w:r>
+      <w:r>
+        <w:t xml:space="preserve">, </w:t>
+      </w:r>
+      <w:r>
+        <w:t>kabel, proizvajalciEnergije, baterija, senzorji, SET,</w:t>
+      </w:r>
+      <w:r>
+        <w:t xml:space="preserve"> </w:t>
+      </w:r>
+      <w:r>
+        <w:t>string }</w:t>
+      </w:r>
+      <w:r>
+        <w:br/>
+        <w:t>FOLLOW('ASSIGNMENT)=</w:t>
+      </w:r>
+      <w:r>
+        <w:t xml:space="preserve">{$ } </w:t>
+      </w:r>
+    </w:p>
+    <w:p/>
+    <w:p>
+      <w:r>
+        <w:t xml:space="preserve">FIRST('REASSIGNMENT)={ Točka, </w:t>
+      </w:r>
+      <w:r>
+        <w:t>+, -, real, variable2, boolean, get, count, area</w:t>
+      </w:r>
+      <w:r>
+        <w:t xml:space="preserve">, </w:t>
+      </w:r>
+      <w:r>
+        <w:t>kabel, proizvajalciEnergije, baterija, senzorji, SET,</w:t>
+      </w:r>
+      <w:r>
+        <w:t>, string}</w:t>
+      </w:r>
+      <w:r>
+        <w:br/>
+        <w:t>FOLLOW('REASSIGNMENT)={</w:t>
+      </w:r>
+      <w:r>
+        <w:t xml:space="preserve"> </w:t>
+      </w:r>
+      <w:bookmarkStart w:id="6" w:name="_Hlk198400340"/>
+      <w:r>
+        <w:t>$</w:t>
+      </w:r>
+      <w:r>
+        <w:t>}</w:t>
+      </w:r>
+      <w:bookmarkEnd w:id="6"/>
+    </w:p>
+    <w:p/>
+    <w:p>
+      <w:r>
+        <w:t xml:space="preserve">FIRST(TOČKA)={ ( </w:t>
+      </w:r>
+      <w:r>
+        <w:t xml:space="preserve"> </w:t>
+      </w:r>
+      <w:r>
+        <w:t>}</w:t>
+      </w:r>
+      <w:r>
+        <w:br/>
+        <w:t>FOLLOW(TOČKA)={</w:t>
+      </w:r>
+      <w:r>
+        <w:t>$</w:t>
+      </w:r>
+      <w:r>
+        <w:t>,</w:t>
+      </w:r>
+      <w:r>
+        <w:t xml:space="preserve"> -- </w:t>
+      </w:r>
+      <w:r>
+        <w:t xml:space="preserve">, » , « , </w:t>
+      </w:r>
+      <w:r>
+        <w:t xml:space="preserve">} </w:t>
+      </w:r>
+      <w:r>
+        <w:t xml:space="preserve">, </w:t>
+      </w:r>
+      <w:r>
+        <w:t>;</w:t>
+      </w:r>
+      <w:r>
+        <w:t xml:space="preserve"> } </w:t>
+      </w:r>
+    </w:p>
+    <w:p/>
+    <w:p>
+      <w:r>
+        <w:t>FIRST(SET)= { ( }</w:t>
+      </w:r>
+      <w:r>
+        <w:br/>
+        <w:t>FOLLOW(SET)=</w:t>
+      </w:r>
+      <w:r>
+        <w:t xml:space="preserve"> </w:t>
+      </w:r>
+      <w:r>
+        <w:t>krivulja, črta, box, krog, marker, let, SET, connect</w:t>
+      </w:r>
+      <w:r>
+        <w:t xml:space="preserve">, </w:t>
+      </w:r>
+      <w:r>
+        <w:t xml:space="preserve"> : , </w:t>
+      </w:r>
+      <w:r>
+        <w:t>$</w:t>
+      </w:r>
+      <w:r>
+        <w:t xml:space="preserve"> </w:t>
+      </w:r>
+      <w:r>
+        <w:t>}</w:t>
+      </w:r>
+    </w:p>
+    <w:p>
+      <w:r>
+        <w:lastRenderedPageBreak/>
+        <w:t xml:space="preserve">FIRST(SETVALUE)={ string, </w:t>
+      </w:r>
+      <w:r>
+        <w:t xml:space="preserve">+, -, real, variable2, boolean, get, count, area </w:t>
+      </w:r>
+      <w:r>
+        <w:t>}</w:t>
+      </w:r>
+      <w:r>
+        <w:br/>
+        <w:t>FOLLOW(SETVALUE)={ ) }</w:t>
+      </w:r>
+    </w:p>
+    <w:p/>
+    <w:p>
+      <w:r>
+        <w:t>FIRST(</w:t>
+      </w:r>
+      <w:r>
+        <w:t>PROPERTIES</w:t>
+      </w:r>
+      <w:r>
+        <w:t>)</w:t>
+      </w:r>
+      <w:r>
+        <w:t xml:space="preserve"> </w:t>
+      </w:r>
+      <w:r>
+        <w:t>={ color, label, value }</w:t>
       </w:r>
       <w:r>
         <w:br/>
         <w:t>FOLLOW(</w:t>
       </w:r>
       <w:r>
-        <w:t>BLOKNASLEDNJI</w:t>
-      </w:r>
-      <w:r>
-        <w:t>)={</w:t>
+        <w:t>PROPERTIES</w:t>
+      </w:r>
+      <w:r>
+        <w:t xml:space="preserve">)={ </w:t>
       </w:r>
       <w:r>
         <w:t xml:space="preserve"> </w:t>
       </w:r>
       <w:r>
-        <w:t xml:space="preserve">kabel, </w:t>
-      </w:r>
-      <w:proofErr w:type="spellStart"/>
-      <w:r>
-        <w:t>proizvajalciEnergije</w:t>
-      </w:r>
-      <w:proofErr w:type="spellEnd"/>
-      <w:r>
-        <w:t>, baterija, senzorji, ( , let, }  }</w:t>
-      </w:r>
-    </w:p>
-    <w:p/>
-    <w:p>
-      <w:r>
-        <w:t>FIRST(KONSTRUKTORJI)=</w:t>
-      </w:r>
-      <w:r>
-        <w:t xml:space="preserve"> </w:t>
-      </w:r>
-      <w:r>
-        <w:t>{</w:t>
-      </w:r>
-      <w:proofErr w:type="spellStart"/>
-      <w:r>
-        <w:t>zelenaMreža</w:t>
-      </w:r>
-      <w:proofErr w:type="spellEnd"/>
-      <w:r>
-        <w:t>, let,</w:t>
-      </w:r>
-      <w:r>
-        <w:t xml:space="preserve"> </w:t>
-      </w:r>
-      <w:r>
-        <w:t>ε</w:t>
-      </w:r>
-      <w:r>
-        <w:t xml:space="preserve"> }</w:t>
+        <w:t xml:space="preserve">) </w:t>
+      </w:r>
+      <w:r>
+        <w:t>}</w:t>
+      </w:r>
+    </w:p>
+    <w:p/>
+    <w:p>
+      <w:r>
+        <w:t>FIRST(PROPERTY)={ color, label, value }</w:t>
       </w:r>
       <w:r>
         <w:br/>
-        <w:t>FOLLOW(</w:t>
-      </w:r>
-      <w:r>
-        <w:t>KONSTRUKTORJI</w:t>
-      </w:r>
-      <w:r>
-        <w:t>)={</w:t>
-      </w:r>
-      <w:r>
-        <w:t xml:space="preserve"> </w:t>
-      </w:r>
-      <w:r>
-        <w:t>$</w:t>
-      </w:r>
-      <w:r>
-        <w:t xml:space="preserve">   }</w:t>
-      </w:r>
-    </w:p>
-    <w:p/>
-    <w:p>
-      <w:r>
-        <w:t>FIRST(KONSTRUKTORNASLEDNJI)=</w:t>
-      </w:r>
-      <w:r>
-        <w:t xml:space="preserve"> </w:t>
-      </w:r>
-      <w:r>
-        <w:t>{</w:t>
-      </w:r>
-      <w:proofErr w:type="spellStart"/>
-      <w:r>
-        <w:t>zelenaMreža</w:t>
-      </w:r>
-      <w:proofErr w:type="spellEnd"/>
-      <w:r>
-        <w:t>, let}</w:t>
+        <w:t>FOLLOW(PROPERTY)={ ) , »,« }</w:t>
+      </w:r>
+    </w:p>
+    <w:p/>
+    <w:p>
+      <w:r>
+        <w:t>FIRST(ENTITY)={ string, variable }</w:t>
       </w:r>
       <w:r>
         <w:br/>
-        <w:t>FOLLOW(</w:t>
-      </w:r>
-      <w:r>
-        <w:t>KONSTRUKTORNASLEDNJI</w:t>
-      </w:r>
-      <w:r>
-        <w:t>)={</w:t>
-      </w:r>
-      <w:r>
-        <w:t xml:space="preserve"> </w:t>
-      </w:r>
-      <w:proofErr w:type="spellStart"/>
-      <w:r>
-        <w:t>zelenaMreža</w:t>
-      </w:r>
-      <w:proofErr w:type="spellEnd"/>
-      <w:r>
-        <w:t>, let</w:t>
-      </w:r>
-      <w:r>
-        <w:t>,</w:t>
-      </w:r>
-      <w:r>
-        <w:t xml:space="preserve"> </w:t>
-      </w:r>
-      <w:r>
-        <w:t>$</w:t>
-      </w:r>
-      <w:r>
-        <w:t>}</w:t>
-      </w:r>
-    </w:p>
-    <w:p/>
-    <w:p>
-      <w:r>
-        <w:t>FIRST(KONSTRUKTOR)={</w:t>
-      </w:r>
-      <w:proofErr w:type="spellStart"/>
-      <w:r>
-        <w:t>zelenaMreža</w:t>
-      </w:r>
-      <w:proofErr w:type="spellEnd"/>
-      <w:r>
-        <w:t>, let}</w:t>
-      </w:r>
-      <w:r>
-        <w:br/>
-        <w:t>FOLLOW(</w:t>
-      </w:r>
-      <w:r>
-        <w:t>KONSTRUKTOR</w:t>
-      </w:r>
-      <w:r>
-        <w:t>)=</w:t>
-      </w:r>
-      <w:r>
-        <w:t xml:space="preserve"> </w:t>
-      </w:r>
-      <w:r>
-        <w:t>{</w:t>
-      </w:r>
-      <w:r>
-        <w:t xml:space="preserve"> </w:t>
-      </w:r>
-      <w:proofErr w:type="spellStart"/>
-      <w:r>
-        <w:t>zelenaMreža</w:t>
-      </w:r>
-      <w:proofErr w:type="spellEnd"/>
-      <w:r>
-        <w:t>, let}</w:t>
-      </w:r>
-    </w:p>
-    <w:p/>
-    <w:p>
-      <w:r>
-        <w:t>FIRST(ASSIGNMENT)=</w:t>
-      </w:r>
-      <w:r>
-        <w:t>{variable}</w:t>
-      </w:r>
-      <w:r>
-        <w:br/>
-        <w:t>FOLLOW(</w:t>
-      </w:r>
-      <w:r>
-        <w:t>ASSIGNMENT</w:t>
-      </w:r>
-      <w:r>
-        <w:t>)={</w:t>
-      </w:r>
-      <w:r>
-        <w:t xml:space="preserve"> </w:t>
-      </w:r>
-      <w:proofErr w:type="spellStart"/>
-      <w:r>
-        <w:t>zelenaMreža</w:t>
-      </w:r>
-      <w:proofErr w:type="spellEnd"/>
-      <w:r>
-        <w:t>, let</w:t>
-      </w:r>
-      <w:r>
-        <w:t xml:space="preserve">, </w:t>
-      </w:r>
-      <w:r>
-        <w:t xml:space="preserve">: , </w:t>
-      </w:r>
-      <w:r>
-        <w:t>$</w:t>
-      </w:r>
-      <w:r>
-        <w:t xml:space="preserve"> </w:t>
-      </w:r>
-      <w:r>
-        <w:t xml:space="preserve"> </w:t>
-      </w:r>
-      <w:r>
-        <w:t>}</w:t>
-      </w:r>
-    </w:p>
-    <w:p/>
-    <w:p>
-      <w:r>
-        <w:t>FIRST(REASSIGNMENT)={</w:t>
-      </w:r>
-      <w:r>
-        <w:t xml:space="preserve"> </w:t>
-      </w:r>
-      <w:r>
-        <w:t>=</w:t>
-      </w:r>
-      <w:r>
-        <w:t xml:space="preserve"> </w:t>
-      </w:r>
-      <w:r>
-        <w:t>}</w:t>
-      </w:r>
-      <w:r>
-        <w:br/>
-        <w:t>FOLLOW(</w:t>
-      </w:r>
-      <w:r>
-        <w:t>REASSIGNMENT</w:t>
-      </w:r>
-      <w:r>
-        <w:t>)=</w:t>
-      </w:r>
-      <w:r>
-        <w:t>{</w:t>
-      </w:r>
-      <w:r>
-        <w:t xml:space="preserve"> </w:t>
-      </w:r>
-      <w:r>
-        <w:t>$</w:t>
-      </w:r>
-      <w:r>
-        <w:t>}</w:t>
-      </w:r>
-    </w:p>
-    <w:p/>
-    <w:p>
-      <w:r>
-        <w:t xml:space="preserve">FIRST('ASSIGNMENT)={ Točka, </w:t>
-      </w:r>
-      <w:r>
-        <w:t xml:space="preserve">+, -, real, variable2, </w:t>
-      </w:r>
-      <w:proofErr w:type="spellStart"/>
-      <w:r>
-        <w:t>boolean</w:t>
-      </w:r>
-      <w:proofErr w:type="spellEnd"/>
-      <w:r>
-        <w:t xml:space="preserve">, </w:t>
-      </w:r>
-      <w:proofErr w:type="spellStart"/>
-      <w:r>
-        <w:t>get</w:t>
-      </w:r>
-      <w:proofErr w:type="spellEnd"/>
-      <w:r>
-        <w:t xml:space="preserve">, </w:t>
-      </w:r>
-      <w:proofErr w:type="spellStart"/>
-      <w:r>
-        <w:t>count</w:t>
-      </w:r>
-      <w:proofErr w:type="spellEnd"/>
-      <w:r>
-        <w:t>, area</w:t>
-      </w:r>
-      <w:r>
-        <w:t xml:space="preserve">, </w:t>
-      </w:r>
-      <w:r>
-        <w:t xml:space="preserve">kabel, </w:t>
-      </w:r>
-      <w:proofErr w:type="spellStart"/>
-      <w:r>
-        <w:t>proizvajalciEnergije</w:t>
-      </w:r>
-      <w:proofErr w:type="spellEnd"/>
-      <w:r>
-        <w:t>, baterija, senzorji, SET,</w:t>
-      </w:r>
-      <w:r>
-        <w:t xml:space="preserve"> </w:t>
-      </w:r>
-      <w:proofErr w:type="spellStart"/>
-      <w:r>
-        <w:t>string</w:t>
-      </w:r>
-      <w:proofErr w:type="spellEnd"/>
-      <w:r>
-        <w:t xml:space="preserve"> }</w:t>
-      </w:r>
-      <w:r>
-        <w:br/>
-        <w:t>FOLLOW(</w:t>
-      </w:r>
-      <w:r>
-        <w:t>'ASSIGNMENT</w:t>
-      </w:r>
-      <w:r>
-        <w:t>)=</w:t>
-      </w:r>
-      <w:r>
-        <w:t xml:space="preserve">{$ } </w:t>
-      </w:r>
-    </w:p>
-    <w:p/>
-    <w:p>
-      <w:r>
-        <w:t xml:space="preserve">FIRST('REASSIGNMENT)={ Točka, </w:t>
-      </w:r>
-      <w:r>
-        <w:t xml:space="preserve">+, -, real, variable2, </w:t>
-      </w:r>
-      <w:proofErr w:type="spellStart"/>
-      <w:r>
-        <w:t>boolean</w:t>
-      </w:r>
-      <w:proofErr w:type="spellEnd"/>
-      <w:r>
-        <w:t xml:space="preserve">, </w:t>
-      </w:r>
-      <w:proofErr w:type="spellStart"/>
-      <w:r>
-        <w:t>get</w:t>
-      </w:r>
-      <w:proofErr w:type="spellEnd"/>
-      <w:r>
-        <w:t xml:space="preserve">, </w:t>
-      </w:r>
-      <w:proofErr w:type="spellStart"/>
-      <w:r>
-        <w:t>count</w:t>
-      </w:r>
-      <w:proofErr w:type="spellEnd"/>
-      <w:r>
-        <w:t>, area</w:t>
-      </w:r>
-      <w:r>
-        <w:t xml:space="preserve">, </w:t>
-      </w:r>
-      <w:r>
-        <w:t xml:space="preserve">kabel, </w:t>
-      </w:r>
-      <w:proofErr w:type="spellStart"/>
-      <w:r>
-        <w:t>proizvajalciEnergije</w:t>
-      </w:r>
-      <w:proofErr w:type="spellEnd"/>
-      <w:r>
-        <w:t>, baterija, senzorji, SET,</w:t>
-      </w:r>
-      <w:r>
-        <w:t xml:space="preserve">, </w:t>
-      </w:r>
-      <w:proofErr w:type="spellStart"/>
-      <w:r>
-        <w:t>string</w:t>
-      </w:r>
-      <w:proofErr w:type="spellEnd"/>
-      <w:r>
-        <w:t>}</w:t>
-      </w:r>
-      <w:r>
-        <w:br/>
-        <w:t>FOLLOW(</w:t>
-      </w:r>
-      <w:r>
-        <w:t>'REASSIGNMENT</w:t>
-      </w:r>
-      <w:r>
-        <w:t>)={</w:t>
-      </w:r>
-      <w:r>
-        <w:t xml:space="preserve"> </w:t>
-      </w:r>
-      <w:bookmarkStart w:id="6" w:name="_Hlk198400340"/>
-      <w:r>
-        <w:t>$</w:t>
-      </w:r>
-      <w:r>
-        <w:t>}</w:t>
-      </w:r>
-      <w:bookmarkEnd w:id="6"/>
-    </w:p>
-    <w:p/>
-    <w:p>
-      <w:r>
-        <w:t xml:space="preserve">FIRST(TOČKA)={ ( </w:t>
-      </w:r>
-      <w:r>
-        <w:t xml:space="preserve"> </w:t>
-      </w:r>
-      <w:r>
-        <w:t>}</w:t>
-      </w:r>
-      <w:r>
-        <w:br/>
-        <w:t>FOLLOW(TOČKA)={</w:t>
-      </w:r>
-      <w:r>
-        <w:t>$</w:t>
-      </w:r>
-      <w:r>
-        <w:t>,</w:t>
-      </w:r>
-      <w:r>
-        <w:t xml:space="preserve"> -- </w:t>
-      </w:r>
-      <w:r>
-        <w:t xml:space="preserve">, » , « , </w:t>
-      </w:r>
-      <w:r>
-        <w:t>}</w:t>
-      </w:r>
-      <w:r>
-        <w:t xml:space="preserve"> </w:t>
-      </w:r>
-      <w:r>
-        <w:t xml:space="preserve">, </w:t>
-      </w:r>
-      <w:r>
-        <w:t>;</w:t>
-      </w:r>
-      <w:r>
-        <w:t xml:space="preserve"> } </w:t>
-      </w:r>
-    </w:p>
-    <w:p/>
-    <w:p>
-      <w:r>
-        <w:t>FIRST(SET)= { ( }</w:t>
-      </w:r>
-      <w:r>
-        <w:br/>
-        <w:t>FOLLOW(SET)=</w:t>
-      </w:r>
-      <w:r>
-        <w:t xml:space="preserve"> </w:t>
-      </w:r>
-      <w:r>
-        <w:t xml:space="preserve">krivulja, črta, </w:t>
-      </w:r>
-      <w:proofErr w:type="spellStart"/>
-      <w:r>
-        <w:t>box</w:t>
-      </w:r>
-      <w:proofErr w:type="spellEnd"/>
-      <w:r>
-        <w:t xml:space="preserve">, krog, marker, let, SET, </w:t>
-      </w:r>
-      <w:proofErr w:type="spellStart"/>
-      <w:r>
-        <w:t>connect</w:t>
-      </w:r>
-      <w:proofErr w:type="spellEnd"/>
-      <w:r>
-        <w:t xml:space="preserve">, </w:t>
-      </w:r>
-      <w:r>
-        <w:t xml:space="preserve"> : , </w:t>
-      </w:r>
-      <w:r>
-        <w:t>$</w:t>
-      </w:r>
-      <w:r>
-        <w:t xml:space="preserve"> </w:t>
-      </w:r>
-      <w:r>
-        <w:t>}</w:t>
-      </w:r>
-    </w:p>
-    <w:p>
-      <w:r>
-        <w:lastRenderedPageBreak/>
-        <w:t xml:space="preserve">FIRST(SETVALUE)={ </w:t>
-      </w:r>
-      <w:proofErr w:type="spellStart"/>
-      <w:r>
-        <w:t>string</w:t>
-      </w:r>
-      <w:proofErr w:type="spellEnd"/>
-      <w:r>
-        <w:t xml:space="preserve">, </w:t>
-      </w:r>
-      <w:r>
-        <w:t xml:space="preserve">+, -, real, variable2, </w:t>
-      </w:r>
-      <w:proofErr w:type="spellStart"/>
-      <w:r>
-        <w:t>boolean</w:t>
-      </w:r>
-      <w:proofErr w:type="spellEnd"/>
-      <w:r>
-        <w:t xml:space="preserve">, </w:t>
-      </w:r>
-      <w:proofErr w:type="spellStart"/>
-      <w:r>
-        <w:t>get</w:t>
-      </w:r>
-      <w:proofErr w:type="spellEnd"/>
-      <w:r>
-        <w:t xml:space="preserve">, </w:t>
-      </w:r>
-      <w:proofErr w:type="spellStart"/>
-      <w:r>
-        <w:t>count</w:t>
-      </w:r>
-      <w:proofErr w:type="spellEnd"/>
-      <w:r>
-        <w:t xml:space="preserve">, area </w:t>
-      </w:r>
-      <w:r>
-        <w:t>}</w:t>
-      </w:r>
-      <w:r>
-        <w:br/>
-        <w:t>FOLLOW(</w:t>
-      </w:r>
-      <w:r>
-        <w:t>SETVALUE</w:t>
-      </w:r>
-      <w:r>
-        <w:t>)={ ) }</w:t>
-      </w:r>
-    </w:p>
-    <w:p/>
-    <w:p>
-      <w:r>
-        <w:t>FIRST(</w:t>
-      </w:r>
-      <w:r>
-        <w:t>PROPERTIES</w:t>
-      </w:r>
-      <w:r>
-        <w:t>)</w:t>
-      </w:r>
-      <w:r>
-        <w:t xml:space="preserve"> </w:t>
-      </w:r>
-      <w:r>
-        <w:t xml:space="preserve">={ </w:t>
-      </w:r>
-      <w:proofErr w:type="spellStart"/>
-      <w:r>
-        <w:t>color</w:t>
-      </w:r>
-      <w:proofErr w:type="spellEnd"/>
-      <w:r>
-        <w:t xml:space="preserve">, </w:t>
-      </w:r>
-      <w:proofErr w:type="spellStart"/>
-      <w:r>
-        <w:t>label</w:t>
-      </w:r>
-      <w:proofErr w:type="spellEnd"/>
-      <w:r>
-        <w:t xml:space="preserve">, </w:t>
-      </w:r>
-      <w:proofErr w:type="spellStart"/>
-      <w:r>
-        <w:t>value</w:t>
-      </w:r>
-      <w:proofErr w:type="spellEnd"/>
-      <w:r>
-        <w:t xml:space="preserve"> }</w:t>
-      </w:r>
-      <w:r>
-        <w:br/>
-        <w:t>FOLLOW(</w:t>
-      </w:r>
-      <w:r>
-        <w:t>PROPERTIES</w:t>
-      </w:r>
-      <w:r>
-        <w:t xml:space="preserve">)={ </w:t>
-      </w:r>
-      <w:r>
-        <w:t xml:space="preserve"> </w:t>
-      </w:r>
-      <w:r>
-        <w:t xml:space="preserve">) </w:t>
-      </w:r>
-      <w:r>
-        <w:t>}</w:t>
-      </w:r>
-    </w:p>
-    <w:p/>
-    <w:p>
-      <w:r>
-        <w:t xml:space="preserve">FIRST(PROPERTY)={ </w:t>
-      </w:r>
-      <w:proofErr w:type="spellStart"/>
-      <w:r>
-        <w:t>color</w:t>
-      </w:r>
-      <w:proofErr w:type="spellEnd"/>
-      <w:r>
-        <w:t xml:space="preserve">, </w:t>
-      </w:r>
-      <w:proofErr w:type="spellStart"/>
-      <w:r>
-        <w:t>label</w:t>
-      </w:r>
-      <w:proofErr w:type="spellEnd"/>
-      <w:r>
-        <w:t xml:space="preserve">, </w:t>
-      </w:r>
-      <w:proofErr w:type="spellStart"/>
-      <w:r>
-        <w:t>value</w:t>
-      </w:r>
-      <w:proofErr w:type="spellEnd"/>
-      <w:r>
-        <w:t xml:space="preserve"> }</w:t>
-      </w:r>
-      <w:r>
-        <w:br/>
-        <w:t>FOLLOW(</w:t>
-      </w:r>
-      <w:r>
-        <w:t>PROPERTY</w:t>
-      </w:r>
-      <w:r>
-        <w:t>)={ ) , »,« }</w:t>
-      </w:r>
-    </w:p>
-    <w:p/>
-    <w:p>
-      <w:r>
-        <w:t xml:space="preserve">FIRST(ENTITY)={ </w:t>
-      </w:r>
-      <w:proofErr w:type="spellStart"/>
-      <w:r>
-        <w:t>string</w:t>
-      </w:r>
-      <w:proofErr w:type="spellEnd"/>
-      <w:r>
-        <w:t>, variable }</w:t>
-      </w:r>
-      <w:r>
-        <w:br/>
-        <w:t>FOLLOW(</w:t>
-      </w:r>
-      <w:r>
-        <w:t>ENTITY</w:t>
-      </w:r>
-      <w:r>
-        <w:t xml:space="preserve">)={ »,« , ) , » </w:t>
-      </w:r>
-      <w:r>
-        <w:t xml:space="preserve">, </w:t>
-      </w:r>
-      <w:r>
-        <w:t>»</w:t>
-      </w:r>
-      <w:r>
-        <w:t xml:space="preserve">  , </w:t>
-      </w:r>
-      <w:r>
-        <w:t xml:space="preserve"> }</w:t>
-      </w:r>
-    </w:p>
-    <w:p/>
-    <w:p>
-      <w:r>
-        <w:t xml:space="preserve">FIRST(COLOR)={ red, </w:t>
-      </w:r>
-      <w:proofErr w:type="spellStart"/>
-      <w:r>
-        <w:t>green</w:t>
-      </w:r>
-      <w:proofErr w:type="spellEnd"/>
-      <w:r>
-        <w:t xml:space="preserve">, </w:t>
-      </w:r>
-      <w:proofErr w:type="spellStart"/>
-      <w:r>
-        <w:t>blue</w:t>
-      </w:r>
-      <w:proofErr w:type="spellEnd"/>
-      <w:r>
-        <w:t xml:space="preserve">, </w:t>
-      </w:r>
-      <w:proofErr w:type="spellStart"/>
-      <w:r>
-        <w:t>yellow</w:t>
-      </w:r>
-      <w:proofErr w:type="spellEnd"/>
-      <w:r>
-        <w:t xml:space="preserve">, </w:t>
-      </w:r>
-      <w:proofErr w:type="spellStart"/>
-      <w:r>
-        <w:t>black</w:t>
-      </w:r>
-      <w:proofErr w:type="spellEnd"/>
-      <w:r>
-        <w:t xml:space="preserve">, </w:t>
-      </w:r>
-      <w:proofErr w:type="spellStart"/>
-      <w:r>
-        <w:t>white</w:t>
-      </w:r>
-      <w:proofErr w:type="spellEnd"/>
-      <w:r>
-        <w:t xml:space="preserve">, </w:t>
-      </w:r>
-      <w:proofErr w:type="spellStart"/>
-      <w:r>
-        <w:t>gray</w:t>
-      </w:r>
-      <w:proofErr w:type="spellEnd"/>
-      <w:r>
-        <w:t xml:space="preserve">, </w:t>
-      </w:r>
-      <w:proofErr w:type="spellStart"/>
-      <w:r>
-        <w:t>purple</w:t>
-      </w:r>
-      <w:proofErr w:type="spellEnd"/>
-      <w:r>
-        <w:t xml:space="preserve">, </w:t>
-      </w:r>
-      <w:proofErr w:type="spellStart"/>
-      <w:r>
-        <w:t>orange</w:t>
-      </w:r>
-      <w:proofErr w:type="spellEnd"/>
-      <w:r>
-        <w:t xml:space="preserve">, pink, </w:t>
-      </w:r>
-      <w:proofErr w:type="spellStart"/>
-      <w:r>
-        <w:t>brown</w:t>
-      </w:r>
-      <w:proofErr w:type="spellEnd"/>
-      <w:r>
-        <w:t xml:space="preserve">, </w:t>
-      </w:r>
-      <w:proofErr w:type="spellStart"/>
-      <w:r>
-        <w:t>cyn</w:t>
-      </w:r>
-      <w:proofErr w:type="spellEnd"/>
-      <w:r>
-        <w:t xml:space="preserve">, </w:t>
-      </w:r>
-      <w:proofErr w:type="spellStart"/>
-      <w:r>
-        <w:t>mangenta</w:t>
-      </w:r>
-      <w:proofErr w:type="spellEnd"/>
-      <w:r>
-        <w:t xml:space="preserve">, </w:t>
-      </w:r>
-      <w:proofErr w:type="spellStart"/>
-      <w:r>
-        <w:t>rgb</w:t>
-      </w:r>
-      <w:proofErr w:type="spellEnd"/>
-      <w:r>
-        <w:t xml:space="preserve"> }</w:t>
+        <w:t>FOLLOW(ENTITY)={ »,« , ) , » , »  ,  }</w:t>
+      </w:r>
+    </w:p>
+    <w:p/>
+    <w:p>
+      <w:r>
+        <w:t>FIRST(COLOR)={ red, green, blue, yellow, black, white, gray, purple, orange, pink, brown, cyn, mangenta, rgb }</w:t>
       </w:r>
       <w:r>
         <w:br/>
@@ -3229,13 +2190,8 @@
       <w:r>
         <w:t xml:space="preserve"> </w:t>
       </w:r>
-      <w:proofErr w:type="spellStart"/>
-      <w:r>
-        <w:t>zelenaMreža</w:t>
-      </w:r>
-      <w:proofErr w:type="spellEnd"/>
-      <w:r>
-        <w:t>, let}</w:t>
+      <w:r>
+        <w:t>zelenaMreža, let}</w:t>
       </w:r>
       <w:r>
         <w:br/>
@@ -3251,31 +2207,7 @@
         <w:t xml:space="preserve"> </w:t>
       </w:r>
       <w:r>
-        <w:t xml:space="preserve">{ +, -, real, variable2, </w:t>
-      </w:r>
-      <w:proofErr w:type="spellStart"/>
-      <w:r>
-        <w:t>boolean</w:t>
-      </w:r>
-      <w:proofErr w:type="spellEnd"/>
-      <w:r>
-        <w:t xml:space="preserve">, </w:t>
-      </w:r>
-      <w:proofErr w:type="spellStart"/>
-      <w:r>
-        <w:t>get</w:t>
-      </w:r>
-      <w:proofErr w:type="spellEnd"/>
-      <w:r>
-        <w:t xml:space="preserve">, </w:t>
-      </w:r>
-      <w:proofErr w:type="spellStart"/>
-      <w:r>
-        <w:t>count</w:t>
-      </w:r>
-      <w:proofErr w:type="spellEnd"/>
-      <w:r>
-        <w:t xml:space="preserve">, area } </w:t>
+        <w:t xml:space="preserve">{ +, -, real, variable2, boolean, get, count, area } </w:t>
       </w:r>
       <w:r>
         <w:br/>
@@ -3298,13 +2230,7 @@
       </w:r>
       <w:r>
         <w:br/>
-        <w:t>FOLLOW(</w:t>
-      </w:r>
-      <w:r>
-        <w:t>'ADDITIVE</w:t>
-      </w:r>
-      <w:r>
-        <w:t>)={</w:t>
+        <w:t>FOLLOW('ADDITIVE)={</w:t>
       </w:r>
       <w:r>
         <w:t xml:space="preserve"> </w:t>
@@ -3325,95 +2251,35 @@
         <w:t xml:space="preserve">{ +, -, </w:t>
       </w:r>
       <w:r>
-        <w:t xml:space="preserve">real, variable2, </w:t>
-      </w:r>
-      <w:proofErr w:type="spellStart"/>
-      <w:r>
-        <w:t>boolean</w:t>
-      </w:r>
-      <w:proofErr w:type="spellEnd"/>
+        <w:t xml:space="preserve">real, variable2, boolean, get, count, area </w:t>
+      </w:r>
+      <w:r>
+        <w:t xml:space="preserve">} </w:t>
+      </w:r>
+      <w:r>
+        <w:br/>
+        <w:t xml:space="preserve">FOLLOW(MULTIPLICATIVE)= { </w:t>
+      </w:r>
+      <w:r>
+        <w:t>+, -, real, variable2, boolean, get, count, area</w:t>
+      </w:r>
       <w:r>
         <w:t xml:space="preserve">, </w:t>
       </w:r>
-      <w:proofErr w:type="spellStart"/>
-      <w:r>
-        <w:t>get</w:t>
-      </w:r>
-      <w:proofErr w:type="spellEnd"/>
-      <w:r>
-        <w:t xml:space="preserve">, </w:t>
-      </w:r>
-      <w:proofErr w:type="spellStart"/>
-      <w:r>
-        <w:t>count</w:t>
-      </w:r>
-      <w:proofErr w:type="spellEnd"/>
-      <w:r>
-        <w:t xml:space="preserve">, area </w:t>
-      </w:r>
-      <w:r>
-        <w:t xml:space="preserve">} </w:t>
+      <w:r>
+        <w:t xml:space="preserve">$, </w:t>
+      </w:r>
+      <w:r>
+        <w:t>$, »,« , ) }</w:t>
+      </w:r>
+    </w:p>
+    <w:p>
+      <w:r>
+        <w:t>FIRST('MULTIPLICATIVE)={ *, /, ε }</w:t>
       </w:r>
       <w:r>
         <w:br/>
-        <w:t>FOLLOW(</w:t>
-      </w:r>
-      <w:r>
-        <w:t>MULTIPLICATIVE</w:t>
-      </w:r>
-      <w:r>
-        <w:t xml:space="preserve">)= { </w:t>
-      </w:r>
-      <w:r>
-        <w:t xml:space="preserve">+, -, real, variable2, </w:t>
-      </w:r>
-      <w:proofErr w:type="spellStart"/>
-      <w:r>
-        <w:t>boolean</w:t>
-      </w:r>
-      <w:proofErr w:type="spellEnd"/>
-      <w:r>
-        <w:t xml:space="preserve">, </w:t>
-      </w:r>
-      <w:proofErr w:type="spellStart"/>
-      <w:r>
-        <w:t>get</w:t>
-      </w:r>
-      <w:proofErr w:type="spellEnd"/>
-      <w:r>
-        <w:t xml:space="preserve">, </w:t>
-      </w:r>
-      <w:proofErr w:type="spellStart"/>
-      <w:r>
-        <w:t>count</w:t>
-      </w:r>
-      <w:proofErr w:type="spellEnd"/>
-      <w:r>
-        <w:t>, area</w:t>
-      </w:r>
-      <w:r>
-        <w:t xml:space="preserve">, </w:t>
-      </w:r>
-      <w:r>
-        <w:t xml:space="preserve">$, </w:t>
-      </w:r>
-      <w:r>
-        <w:t>$, »,« , ) }</w:t>
-      </w:r>
-    </w:p>
-    <w:p>
-      <w:r>
-        <w:t>FIRST('MULTIPLICATIVE)={ *, /, ε }</w:t>
-      </w:r>
-      <w:r>
-        <w:br/>
-        <w:t>FOLLOW(</w:t>
-      </w:r>
-      <w:r>
-        <w:t>'MULTIPLICATIVE</w:t>
-      </w:r>
-      <w:r>
-        <w:t>)={ $ }</w:t>
+        <w:t>FOLLOW('MULTIPLICATIVE)={ $ }</w:t>
       </w:r>
     </w:p>
     <w:p/>
@@ -3422,31 +2288,7 @@
         <w:t xml:space="preserve">FIRST(UNARY)={ +, -, </w:t>
       </w:r>
       <w:r>
-        <w:t xml:space="preserve">real, variable2, </w:t>
-      </w:r>
-      <w:proofErr w:type="spellStart"/>
-      <w:r>
-        <w:t>boolean</w:t>
-      </w:r>
-      <w:proofErr w:type="spellEnd"/>
-      <w:r>
-        <w:t xml:space="preserve">, </w:t>
-      </w:r>
-      <w:proofErr w:type="spellStart"/>
-      <w:r>
-        <w:t>get</w:t>
-      </w:r>
-      <w:proofErr w:type="spellEnd"/>
-      <w:r>
-        <w:t xml:space="preserve">, </w:t>
-      </w:r>
-      <w:proofErr w:type="spellStart"/>
-      <w:r>
-        <w:t>count</w:t>
-      </w:r>
-      <w:proofErr w:type="spellEnd"/>
-      <w:r>
-        <w:t xml:space="preserve">, area </w:t>
+        <w:t xml:space="preserve">real, variable2, boolean, get, count, area </w:t>
       </w:r>
       <w:r>
         <w:t>}</w:t>
@@ -3456,41 +2298,17 @@
         <w:t xml:space="preserve">FOLLOW(UNARY)= { </w:t>
       </w:r>
       <w:r>
-        <w:t xml:space="preserve">+, -, real, variable2, </w:t>
-      </w:r>
-      <w:proofErr w:type="spellStart"/>
-      <w:r>
-        <w:t>boolean</w:t>
-      </w:r>
-      <w:proofErr w:type="spellEnd"/>
+        <w:t>+, -, real, variable2, boolean, get, count, area</w:t>
+      </w:r>
       <w:r>
         <w:t xml:space="preserve">, </w:t>
       </w:r>
-      <w:proofErr w:type="spellStart"/>
-      <w:r>
-        <w:t>get</w:t>
-      </w:r>
-      <w:proofErr w:type="spellEnd"/>
+      <w:r>
+        <w:t>*, /</w:t>
+      </w:r>
       <w:r>
         <w:t xml:space="preserve">, </w:t>
       </w:r>
-      <w:proofErr w:type="spellStart"/>
-      <w:r>
-        <w:t>count</w:t>
-      </w:r>
-      <w:proofErr w:type="spellEnd"/>
-      <w:r>
-        <w:t>, area</w:t>
-      </w:r>
-      <w:r>
-        <w:t xml:space="preserve">, </w:t>
-      </w:r>
-      <w:r>
-        <w:t>*, /</w:t>
-      </w:r>
-      <w:r>
-        <w:t xml:space="preserve">, </w:t>
-      </w:r>
       <w:r>
         <w:t xml:space="preserve"> $, »,« , ) </w:t>
       </w:r>
@@ -3503,23 +2321,12 @@
       <w:r>
         <w:t xml:space="preserve">FIRST(AREAARGS)={ </w:t>
       </w:r>
-      <w:proofErr w:type="spellStart"/>
-      <w:r>
-        <w:t>string</w:t>
-      </w:r>
-      <w:proofErr w:type="spellEnd"/>
-      <w:r>
-        <w:t>, variable }</w:t>
+      <w:r>
+        <w:t>string, variable }</w:t>
       </w:r>
       <w:r>
         <w:br/>
-        <w:t>FOLLOW(</w:t>
-      </w:r>
-      <w:r>
-        <w:t>AREAARGS</w:t>
-      </w:r>
-      <w:r>
-        <w:t>)={ ) }</w:t>
+        <w:t>FOLLOW(AREAARGS)={ ) }</w:t>
       </w:r>
     </w:p>
     <w:p>
@@ -3546,13 +2353,7 @@
       </w:r>
       <w:r>
         <w:br/>
-        <w:t>FOLLOW(</w:t>
-      </w:r>
-      <w:r>
-        <w:t>AREAARGS</w:t>
-      </w:r>
-      <w:r>
-        <w:t>2)={ ) }</w:t>
+        <w:t>FOLLOW(AREAARGS2)={ ) }</w:t>
       </w:r>
     </w:p>
     <w:p>
@@ -3564,31 +2365,7 @@
         <w:t xml:space="preserve">FOLLOW(GET)={ </w:t>
       </w:r>
       <w:r>
-        <w:t xml:space="preserve">) , +, -, real, variable2, </w:t>
-      </w:r>
-      <w:proofErr w:type="spellStart"/>
-      <w:r>
-        <w:t>boolean</w:t>
-      </w:r>
-      <w:proofErr w:type="spellEnd"/>
-      <w:r>
-        <w:t xml:space="preserve">, </w:t>
-      </w:r>
-      <w:proofErr w:type="spellStart"/>
-      <w:r>
-        <w:t>get</w:t>
-      </w:r>
-      <w:proofErr w:type="spellEnd"/>
-      <w:r>
-        <w:t xml:space="preserve">, </w:t>
-      </w:r>
-      <w:proofErr w:type="spellStart"/>
-      <w:r>
-        <w:t>count</w:t>
-      </w:r>
-      <w:proofErr w:type="spellEnd"/>
-      <w:r>
-        <w:t>, area, *, /,  $, »,« }</w:t>
+        <w:t>) , +, -, real, variable2, boolean, get, count, area, *, /,  $, »,« }</w:t>
       </w:r>
       <w:r>
         <w:t xml:space="preserve">  </w:t>
@@ -3597,31 +2374,7 @@
     <w:p/>
     <w:p>
       <w:r>
-        <w:t xml:space="preserve">FIRST(PRIMARY)={real, variable2, </w:t>
-      </w:r>
-      <w:proofErr w:type="spellStart"/>
-      <w:r>
-        <w:t>boolean</w:t>
-      </w:r>
-      <w:proofErr w:type="spellEnd"/>
-      <w:r>
-        <w:t xml:space="preserve">, </w:t>
-      </w:r>
-      <w:proofErr w:type="spellStart"/>
-      <w:r>
-        <w:t>get</w:t>
-      </w:r>
-      <w:proofErr w:type="spellEnd"/>
-      <w:r>
-        <w:t xml:space="preserve">, </w:t>
-      </w:r>
-      <w:proofErr w:type="spellStart"/>
-      <w:r>
-        <w:t>count</w:t>
-      </w:r>
-      <w:proofErr w:type="spellEnd"/>
-      <w:r>
-        <w:t>, area }</w:t>
+        <w:t>FIRST(PRIMARY)={real, variable2, boolean, get, count, area }</w:t>
       </w:r>
       <w:r>
         <w:br/>
@@ -3631,34 +2384,7 @@
         <w:t xml:space="preserve">, </w:t>
       </w:r>
       <w:r>
-        <w:t xml:space="preserve">+, -, real, variable2, </w:t>
-      </w:r>
-      <w:proofErr w:type="spellStart"/>
-      <w:r>
-        <w:t>boolean</w:t>
-      </w:r>
-      <w:proofErr w:type="spellEnd"/>
-      <w:r>
-        <w:t xml:space="preserve">, </w:t>
-      </w:r>
-      <w:proofErr w:type="spellStart"/>
-      <w:r>
-        <w:t>get</w:t>
-      </w:r>
-      <w:proofErr w:type="spellEnd"/>
-      <w:r>
-        <w:t xml:space="preserve">, </w:t>
-      </w:r>
-      <w:proofErr w:type="spellStart"/>
-      <w:r>
-        <w:t>count</w:t>
-      </w:r>
-      <w:proofErr w:type="spellEnd"/>
-      <w:r>
-        <w:t xml:space="preserve">, area, *, /,  $, »,« </w:t>
-      </w:r>
-      <w:r>
-        <w:t>}</w:t>
+        <w:t>+, -, real, variable2, boolean, get, count, area, *, /,  $, »,« }</w:t>
       </w:r>
       <w:r>
         <w:tab/>
@@ -5851,6 +4577,7 @@
   <w:style w:type="character" w:default="1" w:styleId="Privzetapisavaodstavka">
     <w:name w:val="Default Paragraph Font"/>
     <w:uiPriority w:val="1"/>
+    <w:semiHidden/>
     <w:unhideWhenUsed/>
   </w:style>
   <w:style w:type="table" w:default="1" w:styleId="Navadnatabela">
